--- a/Bssic Designing.docx
+++ b/Bssic Designing.docx
@@ -92,7 +92,16 @@
     </w:p>
     <w:p>
       <w:r>
-        <w:t xml:space="preserve">2) What is client and server architecture ? </w:t>
+        <w:t xml:space="preserve">2) What is </w:t>
+      </w:r>
+      <w:r>
+        <w:rPr>
+          <w:b/>
+        </w:rPr>
+        <w:t>client and server</w:t>
+      </w:r>
+      <w:r>
+        <w:t xml:space="preserve"> architecture ? </w:t>
       </w:r>
     </w:p>
     <w:p>
@@ -105,6 +114,12 @@
         </w:rPr>
         <w:t>Request</w:t>
       </w:r>
+      <w:r>
+        <w:rPr>
+          <w:b/>
+        </w:rPr>
+        <w:t xml:space="preserve">    facebook.com</w:t>
+      </w:r>
     </w:p>
     <w:p>
       <w:r>
@@ -118,6 +133,9 @@
       </w:r>
       <w:r>
         <w:t xml:space="preserve"> </w:t>
+      </w:r>
+      <w:r>
+        <w:t xml:space="preserve">   facebook page</w:t>
       </w:r>
     </w:p>
     <w:p>
@@ -297,7 +315,11 @@
         <w:t xml:space="preserve">google chrome / mozila firefox, opera, safari </w:t>
       </w:r>
     </w:p>
-    <w:p/>
+    <w:p>
+      <w:r>
+        <w:t>=================================================================================</w:t>
+      </w:r>
+    </w:p>
     <w:p>
       <w:pPr>
         <w:rPr>
@@ -413,7 +435,16 @@
     </w:p>
     <w:p>
       <w:r>
-        <w:t xml:space="preserve">           Web site contain the many pages that’s called Web Page  Web page contain the information related to </w:t>
+        <w:t xml:space="preserve">           Web site contain the many pages that’s called Web Page  Web page contain the </w:t>
+      </w:r>
+      <w:r>
+        <w:rPr>
+          <w:b/>
+        </w:rPr>
+        <w:t>information</w:t>
+      </w:r>
+      <w:r>
+        <w:t xml:space="preserve"> related to </w:t>
       </w:r>
     </w:p>
     <w:p/>
@@ -453,11 +484,6 @@
       </w:r>
       <w:r>
         <w:t>==============================</w:t>
-      </w:r>
-    </w:p>
-    <w:p>
-      <w:r>
-        <w:t>document.getElementById()</w:t>
       </w:r>
     </w:p>
     <w:p>
@@ -559,13 +585,16 @@
         <w:t>=================================================================================</w:t>
       </w:r>
     </w:p>
+    <w:p>
+      <w:r>
+        <w:t>=================================================================================</w:t>
+      </w:r>
+    </w:p>
     <w:p/>
     <w:p/>
     <w:p/>
-    <w:p/>
-    <w:p>
-      <w:r>
-        <w:lastRenderedPageBreak/>
+    <w:p>
+      <w:r>
         <w:t>8) What is html ?</w:t>
       </w:r>
     </w:p>
@@ -578,6 +607,7 @@
         <w:spacing w:after="0"/>
       </w:pPr>
       <w:r>
+        <w:lastRenderedPageBreak/>
         <w:t>HTML (Hypertext Markup Language) is the language used to create web page documents.</w:t>
       </w:r>
     </w:p>
